--- a/printables/gardens/U7-garden.docx
+++ b/printables/gardens/U7-garden.docx
@@ -142,7 +142,7 @@
           <w:color w:val="E85D04"/>
           <w:sz w:val="24"/>
         </w:rPr>
-        <w:t>二、说说意思（用自己的话）</w:t>
+        <w:t>二、根据意思写出原句</w:t>
       </w:r>
     </w:p>
     <w:p>
@@ -156,21 +156,21 @@
           <w:color w:val="1C1917"/>
           <w:sz w:val="24"/>
         </w:rPr>
-        <w:t>1. 「千里黄云白日曛」意思是：</w:t>
+        <w:t>1. 意思：千里黄云弥漫，连太阳也变得昏暗。（曛＝昏暗）</w:t>
       </w:r>
     </w:p>
     <w:p>
       <w:pPr>
-        <w:spacing w:before="0" w:after="200" w:line="288" w:lineRule="auto"/>
+        <w:spacing w:before="0" w:after="160" w:line="288" w:lineRule="auto"/>
       </w:pPr>
       <w:r>
         <w:rPr>
           <w:rFonts w:ascii="宋体" w:hAnsi="宋体" w:eastAsia="宋体"/>
           <w:b w:val="0"/>
           <w:color w:val="1C1917"/>
-          <w:sz w:val="28"/>
+          <w:sz w:val="26"/>
         </w:rPr>
-        <w:t>＿＿＿＿＿＿＿＿＿＿＿＿＿＿＿＿＿＿＿＿＿＿＿＿＿＿＿＿＿＿</w:t>
+        <w:t xml:space="preserve">　　原句：________________________________________________</w:t>
       </w:r>
     </w:p>
     <w:p>
@@ -184,21 +184,21 @@
           <w:color w:val="1C1917"/>
           <w:sz w:val="24"/>
         </w:rPr>
-        <w:t>2. 「北风吹雁雪纷纷」意思是：</w:t>
+        <w:t>2. 意思：北风吹着大雁，雪花纷纷扬扬。</w:t>
       </w:r>
     </w:p>
     <w:p>
       <w:pPr>
-        <w:spacing w:before="0" w:after="200" w:line="288" w:lineRule="auto"/>
+        <w:spacing w:before="0" w:after="160" w:line="288" w:lineRule="auto"/>
       </w:pPr>
       <w:r>
         <w:rPr>
           <w:rFonts w:ascii="宋体" w:hAnsi="宋体" w:eastAsia="宋体"/>
           <w:b w:val="0"/>
           <w:color w:val="1C1917"/>
-          <w:sz w:val="28"/>
+          <w:sz w:val="26"/>
         </w:rPr>
-        <w:t>＿＿＿＿＿＿＿＿＿＿＿＿＿＿＿＿＿＿＿＿＿＿＿＿＿＿＿＿＿＿</w:t>
+        <w:t xml:space="preserve">　　原句：________________________________________________</w:t>
       </w:r>
     </w:p>
     <w:p>
@@ -212,21 +212,21 @@
           <w:color w:val="1C1917"/>
           <w:sz w:val="24"/>
         </w:rPr>
-        <w:t>3. 「莫愁前路无知己」意思是：</w:t>
+        <w:t>3. 意思：不要担心前面的路上没有知心朋友。</w:t>
       </w:r>
     </w:p>
     <w:p>
       <w:pPr>
-        <w:spacing w:before="0" w:after="200" w:line="288" w:lineRule="auto"/>
+        <w:spacing w:before="0" w:after="160" w:line="288" w:lineRule="auto"/>
       </w:pPr>
       <w:r>
         <w:rPr>
           <w:rFonts w:ascii="宋体" w:hAnsi="宋体" w:eastAsia="宋体"/>
           <w:b w:val="0"/>
           <w:color w:val="1C1917"/>
-          <w:sz w:val="28"/>
+          <w:sz w:val="26"/>
         </w:rPr>
-        <w:t>＿＿＿＿＿＿＿＿＿＿＿＿＿＿＿＿＿＿＿＿＿＿＿＿＿＿＿＿＿＿</w:t>
+        <w:t xml:space="preserve">　　原句：________________________________________________</w:t>
       </w:r>
     </w:p>
     <w:p>
@@ -240,21 +240,21 @@
           <w:color w:val="1C1917"/>
           <w:sz w:val="24"/>
         </w:rPr>
-        <w:t>4. 「天下谁人不识君？」意思是：</w:t>
+        <w:t>4. 意思：天下有谁不认识您呢？（鼓励、赞扬友人）</w:t>
       </w:r>
     </w:p>
     <w:p>
       <w:pPr>
-        <w:spacing w:before="0" w:after="200" w:line="288" w:lineRule="auto"/>
+        <w:spacing w:before="0" w:after="160" w:line="288" w:lineRule="auto"/>
       </w:pPr>
       <w:r>
         <w:rPr>
           <w:rFonts w:ascii="宋体" w:hAnsi="宋体" w:eastAsia="宋体"/>
           <w:b w:val="0"/>
           <w:color w:val="1C1917"/>
-          <w:sz w:val="28"/>
+          <w:sz w:val="26"/>
         </w:rPr>
-        <w:t>＿＿＿＿＿＿＿＿＿＿＿＿＿＿＿＿＿＿＿＿＿＿＿＿＿＿＿＿＿＿</w:t>
+        <w:t xml:space="preserve">　　原句：________________________________________________</w:t>
       </w:r>
     </w:p>
     <w:p>
@@ -324,7 +324,7 @@
           <w:color w:val="C2410C"/>
           <w:sz w:val="20"/>
         </w:rPr>
-        <w:t>□默写过关　□意思说得清　□错题入档</w:t>
+        <w:t>□默写过关　□据意能写原句　□错题入档</w:t>
       </w:r>
     </w:p>
     <w:sectPr>

--- a/printables/gardens/U7-garden.docx
+++ b/printables/gardens/U7-garden.docx
@@ -29,12 +29,12 @@
           <w:color w:val="E85D04"/>
           <w:sz w:val="32"/>
         </w:rPr>
-        <w:t>语文园地七 · 日积月累练习</w:t>
+        <w:t>语文园地七 · 日积月累过关测</w:t>
       </w:r>
     </w:p>
     <w:p>
       <w:pPr>
-        <w:spacing w:before="0" w:after="160" w:line="288" w:lineRule="auto"/>
+        <w:spacing w:before="0" w:after="80" w:line="288" w:lineRule="auto"/>
         <w:jc w:val="center"/>
       </w:pPr>
       <w:r>
@@ -44,7 +44,21 @@
           <w:color w:val="1C1917"/>
           <w:sz w:val="22"/>
         </w:rPr>
-        <w:t>第七单元 · 家国情怀　|　A4　|　姓名：________　日期：________</w:t>
+        <w:t>第七单元 · 家国情怀　|　题型对齐单元卷　|　姓名：________　日期：________</w:t>
+      </w:r>
+    </w:p>
+    <w:p>
+      <w:pPr>
+        <w:spacing w:before="0" w:after="160" w:line="288" w:lineRule="auto"/>
+      </w:pPr>
+      <w:r>
+        <w:rPr>
+          <w:rFonts w:ascii="宋体" w:hAnsi="宋体" w:eastAsia="宋体"/>
+          <w:b w:val="0"/>
+          <w:color w:val="C2410C"/>
+          <w:sz w:val="20"/>
+        </w:rPr>
+        <w:t>不看书完成。测默写、填空、据意写句（及本单元词句运用）。</w:t>
       </w:r>
     </w:p>
     <w:p>
@@ -58,7 +72,7 @@
           <w:color w:val="E85D04"/>
           <w:sz w:val="24"/>
         </w:rPr>
-        <w:t>一、日积月累默写（不看书）</w:t>
+        <w:t>一、补全名句（给上句写下句 / 给下句写上句）</w:t>
       </w:r>
     </w:p>
     <w:p>
@@ -77,58 +91,58 @@
     </w:p>
     <w:p>
       <w:pPr>
-        <w:spacing w:before="0" w:after="200" w:line="288" w:lineRule="auto"/>
+        <w:spacing w:before="0" w:after="160" w:line="288" w:lineRule="auto"/>
       </w:pPr>
       <w:r>
         <w:rPr>
           <w:rFonts w:ascii="宋体" w:hAnsi="宋体" w:eastAsia="宋体"/>
           <w:b w:val="0"/>
           <w:color w:val="1C1917"/>
-          <w:sz w:val="28"/>
+          <w:sz w:val="26"/>
         </w:rPr>
-        <w:t>1. 千里黄____________________</w:t>
+        <w:t>1. 千里黄云白日曛，____________________</w:t>
       </w:r>
     </w:p>
     <w:p>
       <w:pPr>
-        <w:spacing w:before="0" w:after="200" w:line="288" w:lineRule="auto"/>
+        <w:spacing w:before="0" w:after="160" w:line="288" w:lineRule="auto"/>
       </w:pPr>
       <w:r>
         <w:rPr>
           <w:rFonts w:ascii="宋体" w:hAnsi="宋体" w:eastAsia="宋体"/>
           <w:b w:val="0"/>
           <w:color w:val="1C1917"/>
-          <w:sz w:val="28"/>
+          <w:sz w:val="26"/>
         </w:rPr>
-        <w:t>2. 北风吹____________________</w:t>
+        <w:t>2. ____________________</w:t>
       </w:r>
     </w:p>
     <w:p>
       <w:pPr>
-        <w:spacing w:before="0" w:after="200" w:line="288" w:lineRule="auto"/>
+        <w:spacing w:before="0" w:after="160" w:line="288" w:lineRule="auto"/>
       </w:pPr>
       <w:r>
         <w:rPr>
           <w:rFonts w:ascii="宋体" w:hAnsi="宋体" w:eastAsia="宋体"/>
           <w:b w:val="0"/>
           <w:color w:val="1C1917"/>
-          <w:sz w:val="28"/>
+          <w:sz w:val="26"/>
         </w:rPr>
-        <w:t>3. 莫愁前____________________</w:t>
+        <w:t>3. 莫愁前路无知己，____________________</w:t>
       </w:r>
     </w:p>
     <w:p>
       <w:pPr>
-        <w:spacing w:before="0" w:after="200" w:line="288" w:lineRule="auto"/>
+        <w:spacing w:before="0" w:after="160" w:line="288" w:lineRule="auto"/>
       </w:pPr>
       <w:r>
         <w:rPr>
           <w:rFonts w:ascii="宋体" w:hAnsi="宋体" w:eastAsia="宋体"/>
           <w:b w:val="0"/>
           <w:color w:val="1C1917"/>
-          <w:sz w:val="28"/>
+          <w:sz w:val="26"/>
         </w:rPr>
-        <w:t>4. 天下谁____________________</w:t>
+        <w:t>4. ____________________</w:t>
       </w:r>
     </w:p>
     <w:p>
@@ -142,7 +156,7 @@
           <w:color w:val="E85D04"/>
           <w:sz w:val="24"/>
         </w:rPr>
-        <w:t>二、根据意思写出原句</w:t>
+        <w:t>二、关键词填空（试卷常考）</w:t>
       </w:r>
     </w:p>
     <w:p>
@@ -154,9 +168,9 @@
           <w:rFonts w:ascii="宋体" w:hAnsi="宋体" w:eastAsia="宋体"/>
           <w:b w:val="0"/>
           <w:color w:val="1C1917"/>
-          <w:sz w:val="24"/>
+          <w:sz w:val="22"/>
         </w:rPr>
-        <w:t>1. 意思：千里黄云弥漫，连太阳也变得昏暗。（曛＝昏暗）</w:t>
+        <w:t>按课文顺序补全（可写全句）：</w:t>
       </w:r>
     </w:p>
     <w:p>
@@ -170,21 +184,7 @@
           <w:color w:val="1C1917"/>
           <w:sz w:val="26"/>
         </w:rPr>
-        <w:t xml:space="preserve">　　原句：________________________________________________</w:t>
-      </w:r>
-    </w:p>
-    <w:p>
-      <w:pPr>
-        <w:spacing w:before="0" w:after="80" w:line="288" w:lineRule="auto"/>
-      </w:pPr>
-      <w:r>
-        <w:rPr>
-          <w:rFonts w:ascii="宋体" w:hAnsi="宋体" w:eastAsia="宋体"/>
-          <w:b w:val="0"/>
-          <w:color w:val="1C1917"/>
-          <w:sz w:val="24"/>
-        </w:rPr>
-        <w:t>2. 意思：北风吹着大雁，雪花纷纷扬扬。</w:t>
+        <w:t>1. 千里黄云白____，</w:t>
       </w:r>
     </w:p>
     <w:p>
@@ -198,21 +198,7 @@
           <w:color w:val="1C1917"/>
           <w:sz w:val="26"/>
         </w:rPr>
-        <w:t xml:space="preserve">　　原句：________________________________________________</w:t>
-      </w:r>
-    </w:p>
-    <w:p>
-      <w:pPr>
-        <w:spacing w:before="0" w:after="80" w:line="288" w:lineRule="auto"/>
-      </w:pPr>
-      <w:r>
-        <w:rPr>
-          <w:rFonts w:ascii="宋体" w:hAnsi="宋体" w:eastAsia="宋体"/>
-          <w:b w:val="0"/>
-          <w:color w:val="1C1917"/>
-          <w:sz w:val="24"/>
-        </w:rPr>
-        <w:t>3. 意思：不要担心前面的路上没有知心朋友。</w:t>
+        <w:t>2. 北风吹雁雪____。</w:t>
       </w:r>
     </w:p>
     <w:p>
@@ -226,21 +212,7 @@
           <w:color w:val="1C1917"/>
           <w:sz w:val="26"/>
         </w:rPr>
-        <w:t xml:space="preserve">　　原句：________________________________________________</w:t>
-      </w:r>
-    </w:p>
-    <w:p>
-      <w:pPr>
-        <w:spacing w:before="0" w:after="80" w:line="288" w:lineRule="auto"/>
-      </w:pPr>
-      <w:r>
-        <w:rPr>
-          <w:rFonts w:ascii="宋体" w:hAnsi="宋体" w:eastAsia="宋体"/>
-          <w:b w:val="0"/>
-          <w:color w:val="1C1917"/>
-          <w:sz w:val="24"/>
-        </w:rPr>
-        <w:t>4. 意思：天下有谁不认识您呢？（鼓励、赞扬友人）</w:t>
+        <w:t>3. 莫愁前路无____，</w:t>
       </w:r>
     </w:p>
     <w:p>
@@ -253,6 +225,132 @@
           <w:b w:val="0"/>
           <w:color w:val="1C1917"/>
           <w:sz w:val="26"/>
+        </w:rPr>
+        <w:t>4. 天下谁人不____？</w:t>
+      </w:r>
+    </w:p>
+    <w:p>
+      <w:pPr>
+        <w:spacing w:before="160" w:after="160" w:line="288" w:lineRule="auto"/>
+      </w:pPr>
+      <w:r>
+        <w:rPr>
+          <w:rFonts w:ascii="宋体" w:hAnsi="宋体" w:eastAsia="宋体"/>
+          <w:b/>
+          <w:color w:val="E85D04"/>
+          <w:sz w:val="24"/>
+        </w:rPr>
+        <w:t>三、根据意思写出原句</w:t>
+      </w:r>
+    </w:p>
+    <w:p>
+      <w:pPr>
+        <w:spacing w:before="0" w:after="60" w:line="288" w:lineRule="auto"/>
+      </w:pPr>
+      <w:r>
+        <w:rPr>
+          <w:rFonts w:ascii="宋体" w:hAnsi="宋体" w:eastAsia="宋体"/>
+          <w:b w:val="0"/>
+          <w:color w:val="1C1917"/>
+          <w:sz w:val="22"/>
+        </w:rPr>
+        <w:t>1. 意思：千里黄云弥漫，连太阳也变得昏暗。（曛＝昏暗）</w:t>
+      </w:r>
+    </w:p>
+    <w:p>
+      <w:pPr>
+        <w:spacing w:before="0" w:after="140" w:line="288" w:lineRule="auto"/>
+      </w:pPr>
+      <w:r>
+        <w:rPr>
+          <w:rFonts w:ascii="宋体" w:hAnsi="宋体" w:eastAsia="宋体"/>
+          <w:b w:val="0"/>
+          <w:color w:val="1C1917"/>
+          <w:sz w:val="24"/>
+        </w:rPr>
+        <w:t xml:space="preserve">　　原句：________________________________________________</w:t>
+      </w:r>
+    </w:p>
+    <w:p>
+      <w:pPr>
+        <w:spacing w:before="0" w:after="60" w:line="288" w:lineRule="auto"/>
+      </w:pPr>
+      <w:r>
+        <w:rPr>
+          <w:rFonts w:ascii="宋体" w:hAnsi="宋体" w:eastAsia="宋体"/>
+          <w:b w:val="0"/>
+          <w:color w:val="1C1917"/>
+          <w:sz w:val="22"/>
+        </w:rPr>
+        <w:t>2. 意思：北风吹着大雁，雪花纷纷扬扬。</w:t>
+      </w:r>
+    </w:p>
+    <w:p>
+      <w:pPr>
+        <w:spacing w:before="0" w:after="140" w:line="288" w:lineRule="auto"/>
+      </w:pPr>
+      <w:r>
+        <w:rPr>
+          <w:rFonts w:ascii="宋体" w:hAnsi="宋体" w:eastAsia="宋体"/>
+          <w:b w:val="0"/>
+          <w:color w:val="1C1917"/>
+          <w:sz w:val="24"/>
+        </w:rPr>
+        <w:t xml:space="preserve">　　原句：________________________________________________</w:t>
+      </w:r>
+    </w:p>
+    <w:p>
+      <w:pPr>
+        <w:spacing w:before="0" w:after="60" w:line="288" w:lineRule="auto"/>
+      </w:pPr>
+      <w:r>
+        <w:rPr>
+          <w:rFonts w:ascii="宋体" w:hAnsi="宋体" w:eastAsia="宋体"/>
+          <w:b w:val="0"/>
+          <w:color w:val="1C1917"/>
+          <w:sz w:val="22"/>
+        </w:rPr>
+        <w:t>3. 意思：不要担心前面的路上没有知心朋友。</w:t>
+      </w:r>
+    </w:p>
+    <w:p>
+      <w:pPr>
+        <w:spacing w:before="0" w:after="140" w:line="288" w:lineRule="auto"/>
+      </w:pPr>
+      <w:r>
+        <w:rPr>
+          <w:rFonts w:ascii="宋体" w:hAnsi="宋体" w:eastAsia="宋体"/>
+          <w:b w:val="0"/>
+          <w:color w:val="1C1917"/>
+          <w:sz w:val="24"/>
+        </w:rPr>
+        <w:t xml:space="preserve">　　原句：________________________________________________</w:t>
+      </w:r>
+    </w:p>
+    <w:p>
+      <w:pPr>
+        <w:spacing w:before="0" w:after="60" w:line="288" w:lineRule="auto"/>
+      </w:pPr>
+      <w:r>
+        <w:rPr>
+          <w:rFonts w:ascii="宋体" w:hAnsi="宋体" w:eastAsia="宋体"/>
+          <w:b w:val="0"/>
+          <w:color w:val="1C1917"/>
+          <w:sz w:val="22"/>
+        </w:rPr>
+        <w:t>4. 意思：天下有谁不认识您呢？（鼓励、赞扬友人）</w:t>
+      </w:r>
+    </w:p>
+    <w:p>
+      <w:pPr>
+        <w:spacing w:before="0" w:after="140" w:line="288" w:lineRule="auto"/>
+      </w:pPr>
+      <w:r>
+        <w:rPr>
+          <w:rFonts w:ascii="宋体" w:hAnsi="宋体" w:eastAsia="宋体"/>
+          <w:b w:val="0"/>
+          <w:color w:val="1C1917"/>
+          <w:sz w:val="24"/>
         </w:rPr>
         <w:t xml:space="preserve">　　原句：________________________________________________</w:t>
       </w:r>
@@ -268,12 +366,12 @@
           <w:color w:val="E85D04"/>
           <w:sz w:val="24"/>
         </w:rPr>
-        <w:t>三、背景（选做）</w:t>
+        <w:t>四、整首默写（不提示）</w:t>
       </w:r>
     </w:p>
     <w:p>
       <w:pPr>
-        <w:spacing w:before="0" w:after="80" w:line="288" w:lineRule="auto"/>
+        <w:spacing w:before="0" w:after="120" w:line="288" w:lineRule="auto"/>
       </w:pPr>
       <w:r>
         <w:rPr>
@@ -282,35 +380,63 @@
           <w:color w:val="1C1917"/>
           <w:sz w:val="24"/>
         </w:rPr>
-        <w:t>用一两句话写出作者或积累提示：</w:t>
+        <w:t>默写日积月累 ·《别董大》　唐 · 高适</w:t>
       </w:r>
     </w:p>
     <w:p>
       <w:pPr>
-        <w:spacing w:before="0" w:after="200" w:line="288" w:lineRule="auto"/>
+        <w:spacing w:before="0" w:after="160" w:line="288" w:lineRule="auto"/>
       </w:pPr>
       <w:r>
         <w:rPr>
           <w:rFonts w:ascii="宋体" w:hAnsi="宋体" w:eastAsia="宋体"/>
           <w:b w:val="0"/>
           <w:color w:val="1C1917"/>
-          <w:sz w:val="28"/>
+          <w:sz w:val="26"/>
         </w:rPr>
-        <w:t>＿＿＿＿＿＿＿＿＿＿＿＿＿＿＿＿＿＿＿＿＿＿＿＿＿＿＿＿＿＿</w:t>
+        <w:t>________________________________________________</w:t>
       </w:r>
     </w:p>
     <w:p>
       <w:pPr>
-        <w:spacing w:before="0" w:after="200" w:line="288" w:lineRule="auto"/>
+        <w:spacing w:before="0" w:after="160" w:line="288" w:lineRule="auto"/>
       </w:pPr>
       <w:r>
         <w:rPr>
           <w:rFonts w:ascii="宋体" w:hAnsi="宋体" w:eastAsia="宋体"/>
           <w:b w:val="0"/>
           <w:color w:val="1C1917"/>
-          <w:sz w:val="28"/>
+          <w:sz w:val="26"/>
         </w:rPr>
-        <w:t>＿＿＿＿＿＿＿＿＿＿＿＿＿＿＿＿＿＿＿＿＿＿＿＿＿＿＿＿＿＿</w:t>
+        <w:t>________________________________________________</w:t>
+      </w:r>
+    </w:p>
+    <w:p>
+      <w:pPr>
+        <w:spacing w:before="0" w:after="160" w:line="288" w:lineRule="auto"/>
+      </w:pPr>
+      <w:r>
+        <w:rPr>
+          <w:rFonts w:ascii="宋体" w:hAnsi="宋体" w:eastAsia="宋体"/>
+          <w:b w:val="0"/>
+          <w:color w:val="1C1917"/>
+          <w:sz w:val="26"/>
+        </w:rPr>
+        <w:t>________________________________________________</w:t>
+      </w:r>
+    </w:p>
+    <w:p>
+      <w:pPr>
+        <w:spacing w:before="0" w:after="160" w:line="288" w:lineRule="auto"/>
+      </w:pPr>
+      <w:r>
+        <w:rPr>
+          <w:rFonts w:ascii="宋体" w:hAnsi="宋体" w:eastAsia="宋体"/>
+          <w:b w:val="0"/>
+          <w:color w:val="1C1917"/>
+          <w:sz w:val="26"/>
+        </w:rPr>
+        <w:t>________________________________________________</w:t>
       </w:r>
     </w:p>
     <w:p>
@@ -324,7 +450,7 @@
           <w:color w:val="C2410C"/>
           <w:sz w:val="20"/>
         </w:rPr>
-        <w:t>□默写过关　□据意能写原句　□错题入档</w:t>
+        <w:t>□补全过关　□填空过关　□据意写句过关　□错题入档</w:t>
       </w:r>
     </w:p>
     <w:sectPr>

--- a/printables/gardens/U7-garden.docx
+++ b/printables/gardens/U7-garden.docx
@@ -27,9 +27,9 @@
           <w:rFonts w:ascii="宋体" w:hAnsi="宋体" w:eastAsia="宋体"/>
           <w:b/>
           <w:color w:val="E85D04"/>
-          <w:sz w:val="32"/>
+          <w:sz w:val="30"/>
         </w:rPr>
-        <w:t>语文园地七 · 日积月累过关测</w:t>
+        <w:t>语文园地七 · 日积月累（约10–15分钟）</w:t>
       </w:r>
     </w:p>
     <w:p>
@@ -44,12 +44,12 @@
           <w:color w:val="1C1917"/>
           <w:sz w:val="22"/>
         </w:rPr>
-        <w:t>第七单元 · 家国情怀　|　题型对齐单元卷　|　姓名：________　日期：________</w:t>
+        <w:t>第七单元 · 家国情怀　|　A4　|　姓名：________　日期：________　用时：____分钟</w:t>
       </w:r>
     </w:p>
     <w:p>
       <w:pPr>
-        <w:spacing w:before="0" w:after="160" w:line="288" w:lineRule="auto"/>
+        <w:spacing w:before="0" w:after="120" w:line="288" w:lineRule="auto"/>
       </w:pPr>
       <w:r>
         <w:rPr>
@@ -58,7 +58,7 @@
           <w:color w:val="C2410C"/>
           <w:sz w:val="20"/>
         </w:rPr>
-        <w:t>不看书完成。测默写、填空、据意写句（及本单元词句运用）。</w:t>
+        <w:t>不看书。题量按10–15分钟设计；做不完的题可改日再练。</w:t>
       </w:r>
     </w:p>
     <w:p>
@@ -72,7 +72,147 @@
           <w:color w:val="E85D04"/>
           <w:sz w:val="24"/>
         </w:rPr>
-        <w:t>一、补全名句（给上句写下句 / 给下句写上句）</w:t>
+        <w:t>一、补全名句（上/下句，共4题）</w:t>
+      </w:r>
+    </w:p>
+    <w:p>
+      <w:pPr>
+        <w:spacing w:before="0" w:after="120" w:line="288" w:lineRule="auto"/>
+      </w:pPr>
+      <w:r>
+        <w:rPr>
+          <w:rFonts w:ascii="宋体" w:hAnsi="宋体" w:eastAsia="宋体"/>
+          <w:b w:val="0"/>
+          <w:color w:val="1C1917"/>
+          <w:sz w:val="26"/>
+        </w:rPr>
+        <w:t>1. 千里黄云白日曛，____________________</w:t>
+      </w:r>
+    </w:p>
+    <w:p>
+      <w:pPr>
+        <w:spacing w:before="0" w:after="120" w:line="288" w:lineRule="auto"/>
+      </w:pPr>
+      <w:r>
+        <w:rPr>
+          <w:rFonts w:ascii="宋体" w:hAnsi="宋体" w:eastAsia="宋体"/>
+          <w:b w:val="0"/>
+          <w:color w:val="1C1917"/>
+          <w:sz w:val="26"/>
+        </w:rPr>
+        <w:t>2. 北风吹雁雪纷纷。____________________</w:t>
+      </w:r>
+    </w:p>
+    <w:p>
+      <w:pPr>
+        <w:spacing w:before="0" w:after="120" w:line="288" w:lineRule="auto"/>
+      </w:pPr>
+      <w:r>
+        <w:rPr>
+          <w:rFonts w:ascii="宋体" w:hAnsi="宋体" w:eastAsia="宋体"/>
+          <w:b w:val="0"/>
+          <w:color w:val="1C1917"/>
+          <w:sz w:val="26"/>
+        </w:rPr>
+        <w:t>3. 莫愁前路无知己，____________________</w:t>
+      </w:r>
+    </w:p>
+    <w:p>
+      <w:pPr>
+        <w:spacing w:before="0" w:after="120" w:line="288" w:lineRule="auto"/>
+      </w:pPr>
+      <w:r>
+        <w:rPr>
+          <w:rFonts w:ascii="宋体" w:hAnsi="宋体" w:eastAsia="宋体"/>
+          <w:b w:val="0"/>
+          <w:color w:val="1C1917"/>
+          <w:sz w:val="26"/>
+        </w:rPr>
+        <w:t>4. 天下谁人不识君？____________________</w:t>
+      </w:r>
+    </w:p>
+    <w:p>
+      <w:pPr>
+        <w:spacing w:before="160" w:after="160" w:line="288" w:lineRule="auto"/>
+      </w:pPr>
+      <w:r>
+        <w:rPr>
+          <w:rFonts w:ascii="宋体" w:hAnsi="宋体" w:eastAsia="宋体"/>
+          <w:b/>
+          <w:color w:val="E85D04"/>
+          <w:sz w:val="24"/>
+        </w:rPr>
+        <w:t>二、关键词填空（2～3题）</w:t>
+      </w:r>
+    </w:p>
+    <w:p>
+      <w:pPr>
+        <w:spacing w:before="0" w:after="100" w:line="288" w:lineRule="auto"/>
+      </w:pPr>
+      <w:r>
+        <w:rPr>
+          <w:rFonts w:ascii="宋体" w:hAnsi="宋体" w:eastAsia="宋体"/>
+          <w:b w:val="0"/>
+          <w:color w:val="1C1917"/>
+          <w:sz w:val="26"/>
+        </w:rPr>
+        <w:t>1. 千里黄云白____，</w:t>
+      </w:r>
+    </w:p>
+    <w:p>
+      <w:pPr>
+        <w:spacing w:before="0" w:after="100" w:line="288" w:lineRule="auto"/>
+      </w:pPr>
+      <w:r>
+        <w:rPr>
+          <w:rFonts w:ascii="宋体" w:hAnsi="宋体" w:eastAsia="宋体"/>
+          <w:b w:val="0"/>
+          <w:color w:val="1C1917"/>
+          <w:sz w:val="26"/>
+        </w:rPr>
+        <w:t>2. 北风吹雁雪____。</w:t>
+      </w:r>
+    </w:p>
+    <w:p>
+      <w:pPr>
+        <w:spacing w:before="0" w:after="100" w:line="288" w:lineRule="auto"/>
+      </w:pPr>
+      <w:r>
+        <w:rPr>
+          <w:rFonts w:ascii="宋体" w:hAnsi="宋体" w:eastAsia="宋体"/>
+          <w:b w:val="0"/>
+          <w:color w:val="1C1917"/>
+          <w:sz w:val="26"/>
+        </w:rPr>
+        <w:t>3. 莫愁前路无____，</w:t>
+      </w:r>
+    </w:p>
+    <w:p>
+      <w:pPr>
+        <w:spacing w:before="160" w:after="160" w:line="288" w:lineRule="auto"/>
+      </w:pPr>
+      <w:r>
+        <w:rPr>
+          <w:rFonts w:ascii="宋体" w:hAnsi="宋体" w:eastAsia="宋体"/>
+          <w:b/>
+          <w:color w:val="E85D04"/>
+          <w:sz w:val="24"/>
+        </w:rPr>
+        <w:t>三、根据意思写原句（2题）</w:t>
+      </w:r>
+    </w:p>
+    <w:p>
+      <w:pPr>
+        <w:spacing w:before="0" w:after="40" w:line="288" w:lineRule="auto"/>
+      </w:pPr>
+      <w:r>
+        <w:rPr>
+          <w:rFonts w:ascii="宋体" w:hAnsi="宋体" w:eastAsia="宋体"/>
+          <w:b w:val="0"/>
+          <w:color w:val="1C1917"/>
+          <w:sz w:val="22"/>
+        </w:rPr>
+        <w:t>1. 意思：千里黄云弥漫，连太阳也变得昏暗。（曛＝昏暗）</w:t>
       </w:r>
     </w:p>
     <w:p>
@@ -86,194 +226,12 @@
           <w:color w:val="1C1917"/>
           <w:sz w:val="24"/>
         </w:rPr>
-        <w:t>日积月累 ·《别董大》　唐 · 高适</w:t>
+        <w:t xml:space="preserve">　　原句：________________________________________</w:t>
       </w:r>
     </w:p>
     <w:p>
       <w:pPr>
-        <w:spacing w:before="0" w:after="160" w:line="288" w:lineRule="auto"/>
-      </w:pPr>
-      <w:r>
-        <w:rPr>
-          <w:rFonts w:ascii="宋体" w:hAnsi="宋体" w:eastAsia="宋体"/>
-          <w:b w:val="0"/>
-          <w:color w:val="1C1917"/>
-          <w:sz w:val="26"/>
-        </w:rPr>
-        <w:t>1. 千里黄云白日曛，____________________</w:t>
-      </w:r>
-    </w:p>
-    <w:p>
-      <w:pPr>
-        <w:spacing w:before="0" w:after="160" w:line="288" w:lineRule="auto"/>
-      </w:pPr>
-      <w:r>
-        <w:rPr>
-          <w:rFonts w:ascii="宋体" w:hAnsi="宋体" w:eastAsia="宋体"/>
-          <w:b w:val="0"/>
-          <w:color w:val="1C1917"/>
-          <w:sz w:val="26"/>
-        </w:rPr>
-        <w:t>2. ____________________</w:t>
-      </w:r>
-    </w:p>
-    <w:p>
-      <w:pPr>
-        <w:spacing w:before="0" w:after="160" w:line="288" w:lineRule="auto"/>
-      </w:pPr>
-      <w:r>
-        <w:rPr>
-          <w:rFonts w:ascii="宋体" w:hAnsi="宋体" w:eastAsia="宋体"/>
-          <w:b w:val="0"/>
-          <w:color w:val="1C1917"/>
-          <w:sz w:val="26"/>
-        </w:rPr>
-        <w:t>3. 莫愁前路无知己，____________________</w:t>
-      </w:r>
-    </w:p>
-    <w:p>
-      <w:pPr>
-        <w:spacing w:before="0" w:after="160" w:line="288" w:lineRule="auto"/>
-      </w:pPr>
-      <w:r>
-        <w:rPr>
-          <w:rFonts w:ascii="宋体" w:hAnsi="宋体" w:eastAsia="宋体"/>
-          <w:b w:val="0"/>
-          <w:color w:val="1C1917"/>
-          <w:sz w:val="26"/>
-        </w:rPr>
-        <w:t>4. ____________________</w:t>
-      </w:r>
-    </w:p>
-    <w:p>
-      <w:pPr>
-        <w:spacing w:before="160" w:after="160" w:line="288" w:lineRule="auto"/>
-      </w:pPr>
-      <w:r>
-        <w:rPr>
-          <w:rFonts w:ascii="宋体" w:hAnsi="宋体" w:eastAsia="宋体"/>
-          <w:b/>
-          <w:color w:val="E85D04"/>
-          <w:sz w:val="24"/>
-        </w:rPr>
-        <w:t>二、关键词填空（试卷常考）</w:t>
-      </w:r>
-    </w:p>
-    <w:p>
-      <w:pPr>
-        <w:spacing w:before="0" w:after="80" w:line="288" w:lineRule="auto"/>
-      </w:pPr>
-      <w:r>
-        <w:rPr>
-          <w:rFonts w:ascii="宋体" w:hAnsi="宋体" w:eastAsia="宋体"/>
-          <w:b w:val="0"/>
-          <w:color w:val="1C1917"/>
-          <w:sz w:val="22"/>
-        </w:rPr>
-        <w:t>按课文顺序补全（可写全句）：</w:t>
-      </w:r>
-    </w:p>
-    <w:p>
-      <w:pPr>
-        <w:spacing w:before="0" w:after="160" w:line="288" w:lineRule="auto"/>
-      </w:pPr>
-      <w:r>
-        <w:rPr>
-          <w:rFonts w:ascii="宋体" w:hAnsi="宋体" w:eastAsia="宋体"/>
-          <w:b w:val="0"/>
-          <w:color w:val="1C1917"/>
-          <w:sz w:val="26"/>
-        </w:rPr>
-        <w:t>1. 千里黄云白____，</w:t>
-      </w:r>
-    </w:p>
-    <w:p>
-      <w:pPr>
-        <w:spacing w:before="0" w:after="160" w:line="288" w:lineRule="auto"/>
-      </w:pPr>
-      <w:r>
-        <w:rPr>
-          <w:rFonts w:ascii="宋体" w:hAnsi="宋体" w:eastAsia="宋体"/>
-          <w:b w:val="0"/>
-          <w:color w:val="1C1917"/>
-          <w:sz w:val="26"/>
-        </w:rPr>
-        <w:t>2. 北风吹雁雪____。</w:t>
-      </w:r>
-    </w:p>
-    <w:p>
-      <w:pPr>
-        <w:spacing w:before="0" w:after="160" w:line="288" w:lineRule="auto"/>
-      </w:pPr>
-      <w:r>
-        <w:rPr>
-          <w:rFonts w:ascii="宋体" w:hAnsi="宋体" w:eastAsia="宋体"/>
-          <w:b w:val="0"/>
-          <w:color w:val="1C1917"/>
-          <w:sz w:val="26"/>
-        </w:rPr>
-        <w:t>3. 莫愁前路无____，</w:t>
-      </w:r>
-    </w:p>
-    <w:p>
-      <w:pPr>
-        <w:spacing w:before="0" w:after="160" w:line="288" w:lineRule="auto"/>
-      </w:pPr>
-      <w:r>
-        <w:rPr>
-          <w:rFonts w:ascii="宋体" w:hAnsi="宋体" w:eastAsia="宋体"/>
-          <w:b w:val="0"/>
-          <w:color w:val="1C1917"/>
-          <w:sz w:val="26"/>
-        </w:rPr>
-        <w:t>4. 天下谁人不____？</w:t>
-      </w:r>
-    </w:p>
-    <w:p>
-      <w:pPr>
-        <w:spacing w:before="160" w:after="160" w:line="288" w:lineRule="auto"/>
-      </w:pPr>
-      <w:r>
-        <w:rPr>
-          <w:rFonts w:ascii="宋体" w:hAnsi="宋体" w:eastAsia="宋体"/>
-          <w:b/>
-          <w:color w:val="E85D04"/>
-          <w:sz w:val="24"/>
-        </w:rPr>
-        <w:t>三、根据意思写出原句</w:t>
-      </w:r>
-    </w:p>
-    <w:p>
-      <w:pPr>
-        <w:spacing w:before="0" w:after="60" w:line="288" w:lineRule="auto"/>
-      </w:pPr>
-      <w:r>
-        <w:rPr>
-          <w:rFonts w:ascii="宋体" w:hAnsi="宋体" w:eastAsia="宋体"/>
-          <w:b w:val="0"/>
-          <w:color w:val="1C1917"/>
-          <w:sz w:val="22"/>
-        </w:rPr>
-        <w:t>1. 意思：千里黄云弥漫，连太阳也变得昏暗。（曛＝昏暗）</w:t>
-      </w:r>
-    </w:p>
-    <w:p>
-      <w:pPr>
-        <w:spacing w:before="0" w:after="140" w:line="288" w:lineRule="auto"/>
-      </w:pPr>
-      <w:r>
-        <w:rPr>
-          <w:rFonts w:ascii="宋体" w:hAnsi="宋体" w:eastAsia="宋体"/>
-          <w:b w:val="0"/>
-          <w:color w:val="1C1917"/>
-          <w:sz w:val="24"/>
-        </w:rPr>
-        <w:t xml:space="preserve">　　原句：________________________________________________</w:t>
-      </w:r>
-    </w:p>
-    <w:p>
-      <w:pPr>
-        <w:spacing w:before="0" w:after="60" w:line="288" w:lineRule="auto"/>
+        <w:spacing w:before="0" w:after="40" w:line="288" w:lineRule="auto"/>
       </w:pPr>
       <w:r>
         <w:rPr>
@@ -287,90 +245,6 @@
     </w:p>
     <w:p>
       <w:pPr>
-        <w:spacing w:before="0" w:after="140" w:line="288" w:lineRule="auto"/>
-      </w:pPr>
-      <w:r>
-        <w:rPr>
-          <w:rFonts w:ascii="宋体" w:hAnsi="宋体" w:eastAsia="宋体"/>
-          <w:b w:val="0"/>
-          <w:color w:val="1C1917"/>
-          <w:sz w:val="24"/>
-        </w:rPr>
-        <w:t xml:space="preserve">　　原句：________________________________________________</w:t>
-      </w:r>
-    </w:p>
-    <w:p>
-      <w:pPr>
-        <w:spacing w:before="0" w:after="60" w:line="288" w:lineRule="auto"/>
-      </w:pPr>
-      <w:r>
-        <w:rPr>
-          <w:rFonts w:ascii="宋体" w:hAnsi="宋体" w:eastAsia="宋体"/>
-          <w:b w:val="0"/>
-          <w:color w:val="1C1917"/>
-          <w:sz w:val="22"/>
-        </w:rPr>
-        <w:t>3. 意思：不要担心前面的路上没有知心朋友。</w:t>
-      </w:r>
-    </w:p>
-    <w:p>
-      <w:pPr>
-        <w:spacing w:before="0" w:after="140" w:line="288" w:lineRule="auto"/>
-      </w:pPr>
-      <w:r>
-        <w:rPr>
-          <w:rFonts w:ascii="宋体" w:hAnsi="宋体" w:eastAsia="宋体"/>
-          <w:b w:val="0"/>
-          <w:color w:val="1C1917"/>
-          <w:sz w:val="24"/>
-        </w:rPr>
-        <w:t xml:space="preserve">　　原句：________________________________________________</w:t>
-      </w:r>
-    </w:p>
-    <w:p>
-      <w:pPr>
-        <w:spacing w:before="0" w:after="60" w:line="288" w:lineRule="auto"/>
-      </w:pPr>
-      <w:r>
-        <w:rPr>
-          <w:rFonts w:ascii="宋体" w:hAnsi="宋体" w:eastAsia="宋体"/>
-          <w:b w:val="0"/>
-          <w:color w:val="1C1917"/>
-          <w:sz w:val="22"/>
-        </w:rPr>
-        <w:t>4. 意思：天下有谁不认识您呢？（鼓励、赞扬友人）</w:t>
-      </w:r>
-    </w:p>
-    <w:p>
-      <w:pPr>
-        <w:spacing w:before="0" w:after="140" w:line="288" w:lineRule="auto"/>
-      </w:pPr>
-      <w:r>
-        <w:rPr>
-          <w:rFonts w:ascii="宋体" w:hAnsi="宋体" w:eastAsia="宋体"/>
-          <w:b w:val="0"/>
-          <w:color w:val="1C1917"/>
-          <w:sz w:val="24"/>
-        </w:rPr>
-        <w:t xml:space="preserve">　　原句：________________________________________________</w:t>
-      </w:r>
-    </w:p>
-    <w:p>
-      <w:pPr>
-        <w:spacing w:before="160" w:after="160" w:line="288" w:lineRule="auto"/>
-      </w:pPr>
-      <w:r>
-        <w:rPr>
-          <w:rFonts w:ascii="宋体" w:hAnsi="宋体" w:eastAsia="宋体"/>
-          <w:b/>
-          <w:color w:val="E85D04"/>
-          <w:sz w:val="24"/>
-        </w:rPr>
-        <w:t>四、整首默写（不提示）</w:t>
-      </w:r>
-    </w:p>
-    <w:p>
-      <w:pPr>
         <w:spacing w:before="0" w:after="120" w:line="288" w:lineRule="auto"/>
       </w:pPr>
       <w:r>
@@ -380,68 +254,12 @@
           <w:color w:val="1C1917"/>
           <w:sz w:val="24"/>
         </w:rPr>
-        <w:t>默写日积月累 ·《别董大》　唐 · 高适</w:t>
+        <w:t xml:space="preserve">　　原句：________________________________________</w:t>
       </w:r>
     </w:p>
     <w:p>
       <w:pPr>
-        <w:spacing w:before="0" w:after="160" w:line="288" w:lineRule="auto"/>
-      </w:pPr>
-      <w:r>
-        <w:rPr>
-          <w:rFonts w:ascii="宋体" w:hAnsi="宋体" w:eastAsia="宋体"/>
-          <w:b w:val="0"/>
-          <w:color w:val="1C1917"/>
-          <w:sz w:val="26"/>
-        </w:rPr>
-        <w:t>________________________________________________</w:t>
-      </w:r>
-    </w:p>
-    <w:p>
-      <w:pPr>
-        <w:spacing w:before="0" w:after="160" w:line="288" w:lineRule="auto"/>
-      </w:pPr>
-      <w:r>
-        <w:rPr>
-          <w:rFonts w:ascii="宋体" w:hAnsi="宋体" w:eastAsia="宋体"/>
-          <w:b w:val="0"/>
-          <w:color w:val="1C1917"/>
-          <w:sz w:val="26"/>
-        </w:rPr>
-        <w:t>________________________________________________</w:t>
-      </w:r>
-    </w:p>
-    <w:p>
-      <w:pPr>
-        <w:spacing w:before="0" w:after="160" w:line="288" w:lineRule="auto"/>
-      </w:pPr>
-      <w:r>
-        <w:rPr>
-          <w:rFonts w:ascii="宋体" w:hAnsi="宋体" w:eastAsia="宋体"/>
-          <w:b w:val="0"/>
-          <w:color w:val="1C1917"/>
-          <w:sz w:val="26"/>
-        </w:rPr>
-        <w:t>________________________________________________</w:t>
-      </w:r>
-    </w:p>
-    <w:p>
-      <w:pPr>
-        <w:spacing w:before="0" w:after="160" w:line="288" w:lineRule="auto"/>
-      </w:pPr>
-      <w:r>
-        <w:rPr>
-          <w:rFonts w:ascii="宋体" w:hAnsi="宋体" w:eastAsia="宋体"/>
-          <w:b w:val="0"/>
-          <w:color w:val="1C1917"/>
-          <w:sz w:val="26"/>
-        </w:rPr>
-        <w:t>________________________________________________</w:t>
-      </w:r>
-    </w:p>
-    <w:p>
-      <w:pPr>
-        <w:spacing w:before="160" w:after="60" w:line="288" w:lineRule="auto"/>
+        <w:spacing w:before="120" w:after="60" w:line="288" w:lineRule="auto"/>
       </w:pPr>
       <w:r>
         <w:rPr>
@@ -450,7 +268,7 @@
           <w:color w:val="C2410C"/>
           <w:sz w:val="20"/>
         </w:rPr>
-        <w:t>□补全过关　□填空过关　□据意写句过关　□错题入档</w:t>
+        <w:t>□约10–15分钟完成　□错题入档</w:t>
       </w:r>
     </w:p>
     <w:sectPr>

--- a/printables/gardens/U7-garden.docx
+++ b/printables/gardens/U7-garden.docx
@@ -72,12 +72,26 @@
           <w:color w:val="E85D04"/>
           <w:sz w:val="24"/>
         </w:rPr>
-        <w:t>一、补全名句（上/下句，共4题）</w:t>
+        <w:t>一、补全诗句（给出句，写下句）</w:t>
       </w:r>
     </w:p>
     <w:p>
       <w:pPr>
-        <w:spacing w:before="0" w:after="120" w:line="288" w:lineRule="auto"/>
+        <w:spacing w:before="0" w:after="80" w:line="288" w:lineRule="auto"/>
+      </w:pPr>
+      <w:r>
+        <w:rPr>
+          <w:rFonts w:ascii="宋体" w:hAnsi="宋体" w:eastAsia="宋体"/>
+          <w:b w:val="0"/>
+          <w:color w:val="1C1917"/>
+          <w:sz w:val="22"/>
+        </w:rPr>
+        <w:t>日积月累 ·《别董大》　唐 · 高适</w:t>
+      </w:r>
+    </w:p>
+    <w:p>
+      <w:pPr>
+        <w:spacing w:before="0" w:after="160" w:line="288" w:lineRule="auto"/>
       </w:pPr>
       <w:r>
         <w:rPr>
@@ -91,7 +105,7 @@
     </w:p>
     <w:p>
       <w:pPr>
-        <w:spacing w:before="0" w:after="120" w:line="288" w:lineRule="auto"/>
+        <w:spacing w:before="0" w:after="160" w:line="288" w:lineRule="auto"/>
       </w:pPr>
       <w:r>
         <w:rPr>
@@ -100,35 +114,7 @@
           <w:color w:val="1C1917"/>
           <w:sz w:val="26"/>
         </w:rPr>
-        <w:t>2. 北风吹雁雪纷纷。____________________</w:t>
-      </w:r>
-    </w:p>
-    <w:p>
-      <w:pPr>
-        <w:spacing w:before="0" w:after="120" w:line="288" w:lineRule="auto"/>
-      </w:pPr>
-      <w:r>
-        <w:rPr>
-          <w:rFonts w:ascii="宋体" w:hAnsi="宋体" w:eastAsia="宋体"/>
-          <w:b w:val="0"/>
-          <w:color w:val="1C1917"/>
-          <w:sz w:val="26"/>
-        </w:rPr>
-        <w:t>3. 莫愁前路无知己，____________________</w:t>
-      </w:r>
-    </w:p>
-    <w:p>
-      <w:pPr>
-        <w:spacing w:before="0" w:after="120" w:line="288" w:lineRule="auto"/>
-      </w:pPr>
-      <w:r>
-        <w:rPr>
-          <w:rFonts w:ascii="宋体" w:hAnsi="宋体" w:eastAsia="宋体"/>
-          <w:b w:val="0"/>
-          <w:color w:val="1C1917"/>
-          <w:sz w:val="26"/>
-        </w:rPr>
-        <w:t>4. 天下谁人不识君？____________________</w:t>
+        <w:t>2. 莫愁前路无知己，____________________</w:t>
       </w:r>
     </w:p>
     <w:p>
@@ -142,63 +128,7 @@
           <w:color w:val="E85D04"/>
           <w:sz w:val="24"/>
         </w:rPr>
-        <w:t>二、关键词填空（2～3题）</w:t>
-      </w:r>
-    </w:p>
-    <w:p>
-      <w:pPr>
-        <w:spacing w:before="0" w:after="100" w:line="288" w:lineRule="auto"/>
-      </w:pPr>
-      <w:r>
-        <w:rPr>
-          <w:rFonts w:ascii="宋体" w:hAnsi="宋体" w:eastAsia="宋体"/>
-          <w:b w:val="0"/>
-          <w:color w:val="1C1917"/>
-          <w:sz w:val="26"/>
-        </w:rPr>
-        <w:t>1. 千里黄云白____，</w:t>
-      </w:r>
-    </w:p>
-    <w:p>
-      <w:pPr>
-        <w:spacing w:before="0" w:after="100" w:line="288" w:lineRule="auto"/>
-      </w:pPr>
-      <w:r>
-        <w:rPr>
-          <w:rFonts w:ascii="宋体" w:hAnsi="宋体" w:eastAsia="宋体"/>
-          <w:b w:val="0"/>
-          <w:color w:val="1C1917"/>
-          <w:sz w:val="26"/>
-        </w:rPr>
-        <w:t>2. 北风吹雁雪____。</w:t>
-      </w:r>
-    </w:p>
-    <w:p>
-      <w:pPr>
-        <w:spacing w:before="0" w:after="100" w:line="288" w:lineRule="auto"/>
-      </w:pPr>
-      <w:r>
-        <w:rPr>
-          <w:rFonts w:ascii="宋体" w:hAnsi="宋体" w:eastAsia="宋体"/>
-          <w:b w:val="0"/>
-          <w:color w:val="1C1917"/>
-          <w:sz w:val="26"/>
-        </w:rPr>
-        <w:t>3. 莫愁前路无____，</w:t>
-      </w:r>
-    </w:p>
-    <w:p>
-      <w:pPr>
-        <w:spacing w:before="160" w:after="160" w:line="288" w:lineRule="auto"/>
-      </w:pPr>
-      <w:r>
-        <w:rPr>
-          <w:rFonts w:ascii="宋体" w:hAnsi="宋体" w:eastAsia="宋体"/>
-          <w:b/>
-          <w:color w:val="E85D04"/>
-          <w:sz w:val="24"/>
-        </w:rPr>
-        <w:t>三、根据意思写原句（2题）</w:t>
+        <w:t>二、根据意思写原句（2题）</w:t>
       </w:r>
     </w:p>
     <w:p>

--- a/printables/gardens/U7-garden.docx
+++ b/printables/gardens/U7-garden.docx
@@ -72,7 +72,7 @@
           <w:color w:val="E85D04"/>
           <w:sz w:val="24"/>
         </w:rPr>
-        <w:t>一、补全诗句（给出句，写下句）</w:t>
+        <w:t>一、写出下半句（只给出上半句）</w:t>
       </w:r>
     </w:p>
     <w:p>
@@ -128,7 +128,7 @@
           <w:color w:val="E85D04"/>
           <w:sz w:val="24"/>
         </w:rPr>
-        <w:t>二、根据意思写原句（2题）</w:t>
+        <w:t>二、根据含义写出原句（整句）</w:t>
       </w:r>
     </w:p>
     <w:p>
@@ -142,7 +142,7 @@
           <w:color w:val="1C1917"/>
           <w:sz w:val="22"/>
         </w:rPr>
-        <w:t>1. 意思：千里黄云弥漫，连太阳也变得昏暗。（曛＝昏暗）</w:t>
+        <w:t>1. 意思：北风吹着大雁，雪花纷纷扬扬。</w:t>
       </w:r>
     </w:p>
     <w:p>
@@ -170,7 +170,7 @@
           <w:color w:val="1C1917"/>
           <w:sz w:val="22"/>
         </w:rPr>
-        <w:t>2. 意思：北风吹着大雁，雪花纷纷扬扬。</w:t>
+        <w:t>2. 意思：天下有谁不认识您呢？（鼓励、赞扬友人）</w:t>
       </w:r>
     </w:p>
     <w:p>
